--- a/zht/docx/028.content.docx
+++ b/zht/docx/028.content.docx
@@ -211,18 +211,13 @@
         </w:rPr>
         <w:t>利未人是屬於利未支派的人，利未支派是</w:t>
       </w:r>
-      <w:hyperlink r:id="rId13">
-        <w:r>
-          <w:rPr>
-            <w:lang w:val="zh_TW" w:bidi="zh_TW"/>
-          </w:rPr>
-          <w:rPr>
-            <w:color w:val="0000EE"/>
-            <w:u w:val="single"/>
-          </w:rPr>
-          <w:t>以色列</w:t>
-        </w:r>
-      </w:hyperlink>
+      <w:r>
+        <w:rPr>
+          <w:b/>
+          <w:lang w:val="zh_TW" w:bidi="zh_TW"/>
+        </w:rPr>
+        <w:t>以色列</w:t>
+      </w:r>
       <w:r>
         <w:rPr>
           <w:lang w:val="zh_TW" w:bidi="zh_TW"/>
@@ -239,7 +234,6 @@
       </w:r>
       <w:r>
         <w:rPr>
-          <w:b/>
           <w:lang w:val="zh_TW" w:bidi="zh_TW"/>
         </w:rPr>
         <w:t>以色列人</w:t>
@@ -250,18 +244,12 @@
         </w:rPr>
         <w:t>最初的祖先是</w:t>
       </w:r>
-      <w:hyperlink r:id="rId14">
-        <w:r>
-          <w:rPr>
-            <w:lang w:val="zh_TW" w:bidi="zh_TW"/>
-          </w:rPr>
-          <w:rPr>
-            <w:color w:val="0000EE"/>
-            <w:u w:val="single"/>
-          </w:rPr>
-          <w:t>亞伯拉罕</w:t>
-        </w:r>
-      </w:hyperlink>
+      <w:r>
+        <w:rPr>
+          <w:lang w:val="zh_TW" w:bidi="zh_TW"/>
+        </w:rPr>
+        <w:t>亞伯拉罕</w:t>
+      </w:r>
       <w:r>
         <w:rPr>
           <w:lang w:val="zh_TW" w:bidi="zh_TW"/>
@@ -282,18 +270,13 @@
         </w:rPr>
         <w:t>通過摩西，神將祂的</w:t>
       </w:r>
-      <w:hyperlink r:id="rId15">
-        <w:r>
-          <w:rPr>
-            <w:lang w:val="zh_TW" w:bidi="zh_TW"/>
-          </w:rPr>
-          <w:rPr>
-            <w:color w:val="0000EE"/>
-            <w:u w:val="single"/>
-          </w:rPr>
-          <w:t>律法</w:t>
-        </w:r>
-      </w:hyperlink>
+      <w:r>
+        <w:rPr>
+          <w:b/>
+          <w:lang w:val="zh_TW" w:bidi="zh_TW"/>
+        </w:rPr>
+        <w:t>律法</w:t>
+      </w:r>
       <w:r>
         <w:rPr>
           <w:lang w:val="zh_TW" w:bidi="zh_TW"/>
@@ -313,36 +296,26 @@
         </w:rPr>
         <w:t>。 祭司是在</w:t>
       </w:r>
-      <w:hyperlink r:id="rId16">
-        <w:r>
-          <w:rPr>
-            <w:lang w:val="zh_TW" w:bidi="zh_TW"/>
-          </w:rPr>
-          <w:rPr>
-            <w:color w:val="0000EE"/>
-            <w:u w:val="single"/>
-          </w:rPr>
-          <w:t>耶路撒冷</w:t>
-        </w:r>
-      </w:hyperlink>
+      <w:r>
+        <w:rPr>
+          <w:b/>
+          <w:lang w:val="zh_TW" w:bidi="zh_TW"/>
+        </w:rPr>
+        <w:t>耶路撒冷</w:t>
+      </w:r>
       <w:r>
         <w:rPr>
           <w:lang w:val="zh_TW" w:bidi="zh_TW"/>
         </w:rPr>
         <w:t>神的</w:t>
       </w:r>
-      <w:hyperlink r:id="rId17">
-        <w:r>
-          <w:rPr>
-            <w:lang w:val="zh_TW" w:bidi="zh_TW"/>
-          </w:rPr>
-          <w:rPr>
-            <w:color w:val="0000EE"/>
-            <w:u w:val="single"/>
-          </w:rPr>
-          <w:t>殿</w:t>
-        </w:r>
-      </w:hyperlink>
+      <w:r>
+        <w:rPr>
+          <w:b/>
+          <w:lang w:val="zh_TW" w:bidi="zh_TW"/>
+        </w:rPr>
+        <w:t>殿</w:t>
+      </w:r>
       <w:r>
         <w:rPr>
           <w:lang w:val="zh_TW" w:bidi="zh_TW"/>
@@ -351,7 +324,6 @@
       </w:r>
       <w:r>
         <w:rPr>
-          <w:b/>
           <w:lang w:val="zh_TW" w:bidi="zh_TW"/>
         </w:rPr>
         <w:t>敬拜</w:t>
